--- a/treasury-platform/docs/30-readiness/word/DOC-B04-api-contract-and-error-model.docx
+++ b/treasury-platform/docs/30-readiness/word/DOC-B04-api-contract-and-error-model.docx
@@ -3925,7 +3925,7 @@
           <w:szCs w:val="21"/>
           <w:rtl/>
         </w:rPr>
-        <w:t xml:space="preserve">كل طلب يحمل </w:t>
+        <w:t xml:space="preserve">يولّد الخادم </w:t>
       </w:r>
       <w:r>
         <w:rPr>
@@ -3949,7 +3949,7 @@
           <w:szCs w:val="21"/>
           <w:rtl/>
         </w:rPr>
-        <w:t xml:space="preserve"> (UUID). إن غاب يولّده الخادم. يعود في ترويسة الاستجابة وفي حقل </w:t>
+        <w:t xml:space="preserve"> (UUID) لكل طلب، ولا يقبله من المتصفح (DOC-S03، DQ-S12-7، DQ-S13-11). يعود في ترويسة الاستجابة وفي حقل </w:t>
       </w:r>
       <w:r>
         <w:rPr>

--- a/treasury-platform/docs/30-readiness/word/DOC-B04-api-contract-and-error-model.docx
+++ b/treasury-platform/docs/30-readiness/word/DOC-B04-api-contract-and-error-model.docx
@@ -2122,7 +2122,7 @@
                 <w:szCs w:val="18"/>
                 <w:rtl/>
               </w:rPr>
-              <w:t xml:space="preserve">عمود ROWVERSION لكل جدول مملوك للمشترك إلا append وnorv وnoaudit؛ 160 جدولًا في DDL</w:t>
+              <w:t xml:space="preserve">عمود ROWVERSION لكل جدول مملوك للمشترك إلا append وnorv وnoaudit؛ 159 جدولًا في DDL (2026-10-18)</w:t>
             </w:r>
           </w:p>
         </w:tc>
